--- a/7275/wk10/wk10.docx
+++ b/7275/wk10/wk10.docx
@@ -136,6 +136,577 @@
           <w14:ligatures w14:val="none"/>
         </w:rPr>
         <w:t>Consider the evolving landscape of recommendation systems. How might emerging technologies or methodologies enhance or replace current Collaborative Filtering approaches?</w:t>
+      </w:r>
+    </w:p>
+    <w:p>
+      <w:pPr>
+        <w:spacing w:before="100" w:beforeAutospacing="1" w:after="100" w:afterAutospacing="1" w:line="240" w:lineRule="auto"/>
+        <w:rPr>
+          <w:rFonts w:ascii="Lato" w:eastAsia="Times New Roman" w:hAnsi="Lato" w:cs="Times New Roman"/>
+          <w:color w:val="273540"/>
+          <w:kern w:val="0"/>
+          <w14:ligatures w14:val="none"/>
+        </w:rPr>
+      </w:pPr>
+    </w:p>
+    <w:p>
+      <w:pPr>
+        <w:spacing w:before="100" w:beforeAutospacing="1" w:after="100" w:afterAutospacing="1" w:line="240" w:lineRule="auto"/>
+        <w:rPr>
+          <w:rFonts w:ascii="Lato" w:eastAsia="Times New Roman" w:hAnsi="Lato" w:cs="Times New Roman"/>
+          <w:color w:val="273540"/>
+          <w:kern w:val="0"/>
+          <w14:ligatures w14:val="none"/>
+        </w:rPr>
+      </w:pPr>
+      <w:r>
+        <w:rPr>
+          <w:rFonts w:ascii="Lato" w:eastAsia="Times New Roman" w:hAnsi="Lato" w:cs="Times New Roman"/>
+          <w:color w:val="273540"/>
+          <w:kern w:val="0"/>
+          <w14:ligatures w14:val="none"/>
+        </w:rPr>
+        <w:t xml:space="preserve">Both </w:t>
+      </w:r>
+      <w:proofErr w:type="spellStart"/>
+      <w:r>
+        <w:rPr>
+          <w:rFonts w:ascii="Lato" w:eastAsia="Times New Roman" w:hAnsi="Lato" w:cs="Times New Roman"/>
+          <w:color w:val="273540"/>
+          <w:kern w:val="0"/>
+          <w14:ligatures w14:val="none"/>
+        </w:rPr>
+        <w:t>Apriori</w:t>
+      </w:r>
+      <w:proofErr w:type="spellEnd"/>
+      <w:r>
+        <w:rPr>
+          <w:rFonts w:ascii="Lato" w:eastAsia="Times New Roman" w:hAnsi="Lato" w:cs="Times New Roman"/>
+          <w:color w:val="273540"/>
+          <w:kern w:val="0"/>
+          <w14:ligatures w14:val="none"/>
+        </w:rPr>
+        <w:t xml:space="preserve"> and FP-Growth algorithms</w:t>
+      </w:r>
+      <w:r>
+        <w:rPr>
+          <w:rFonts w:ascii="Lato" w:eastAsia="Times New Roman" w:hAnsi="Lato" w:cs="Times New Roman"/>
+          <w:color w:val="273540"/>
+          <w:kern w:val="0"/>
+          <w14:ligatures w14:val="none"/>
+        </w:rPr>
+        <w:t xml:space="preserve"> are used in rule-mining, they are intended to find hidden connections among itemset. However, they vary in</w:t>
+      </w:r>
+      <w:r>
+        <w:rPr>
+          <w:rFonts w:ascii="Lato" w:eastAsia="Times New Roman" w:hAnsi="Lato" w:cs="Times New Roman"/>
+          <w:color w:val="273540"/>
+          <w:kern w:val="0"/>
+          <w14:ligatures w14:val="none"/>
+        </w:rPr>
+        <w:t xml:space="preserve"> </w:t>
+      </w:r>
+      <w:r>
+        <w:rPr>
+          <w:rFonts w:ascii="Lato" w:eastAsia="Times New Roman" w:hAnsi="Lato" w:cs="Times New Roman"/>
+          <w:color w:val="273540"/>
+          <w:kern w:val="0"/>
+          <w14:ligatures w14:val="none"/>
+        </w:rPr>
+        <w:t>philosophies</w:t>
+      </w:r>
+      <w:r>
+        <w:rPr>
+          <w:rFonts w:ascii="Lato" w:eastAsia="Times New Roman" w:hAnsi="Lato" w:cs="Times New Roman"/>
+          <w:color w:val="273540"/>
+          <w:kern w:val="0"/>
+          <w14:ligatures w14:val="none"/>
+        </w:rPr>
+        <w:t xml:space="preserve"> and</w:t>
+      </w:r>
+      <w:r>
+        <w:rPr>
+          <w:rFonts w:ascii="Lato" w:eastAsia="Times New Roman" w:hAnsi="Lato" w:cs="Times New Roman"/>
+          <w:color w:val="273540"/>
+          <w:kern w:val="0"/>
+          <w14:ligatures w14:val="none"/>
+        </w:rPr>
+        <w:t xml:space="preserve"> methodologies in approaches and can carry distinctive pros and cons. </w:t>
+      </w:r>
+      <w:proofErr w:type="spellStart"/>
+      <w:r>
+        <w:rPr>
+          <w:rFonts w:ascii="Lato" w:eastAsia="Times New Roman" w:hAnsi="Lato" w:cs="Times New Roman"/>
+          <w:color w:val="273540"/>
+          <w:kern w:val="0"/>
+          <w14:ligatures w14:val="none"/>
+        </w:rPr>
+        <w:t>Perticularly</w:t>
+      </w:r>
+      <w:proofErr w:type="spellEnd"/>
+      <w:r>
+        <w:rPr>
+          <w:rFonts w:ascii="Lato" w:eastAsia="Times New Roman" w:hAnsi="Lato" w:cs="Times New Roman"/>
+          <w:color w:val="273540"/>
+          <w:kern w:val="0"/>
+          <w14:ligatures w14:val="none"/>
+        </w:rPr>
+        <w:t xml:space="preserve"> regarding the memory (RAM) usage, which, </w:t>
+      </w:r>
+      <w:proofErr w:type="gramStart"/>
+      <w:r>
+        <w:rPr>
+          <w:rFonts w:ascii="Lato" w:eastAsia="Times New Roman" w:hAnsi="Lato" w:cs="Times New Roman"/>
+          <w:color w:val="273540"/>
+          <w:kern w:val="0"/>
+          <w14:ligatures w14:val="none"/>
+        </w:rPr>
+        <w:t>at the moment</w:t>
+      </w:r>
+      <w:proofErr w:type="gramEnd"/>
+      <w:r>
+        <w:rPr>
+          <w:rFonts w:ascii="Lato" w:eastAsia="Times New Roman" w:hAnsi="Lato" w:cs="Times New Roman"/>
+          <w:color w:val="273540"/>
+          <w:kern w:val="0"/>
+          <w14:ligatures w14:val="none"/>
+        </w:rPr>
+        <w:t>, is experiencing a shortage and elevated price tags.</w:t>
+      </w:r>
+    </w:p>
+    <w:p>
+      <w:pPr>
+        <w:spacing w:before="100" w:beforeAutospacing="1" w:after="100" w:afterAutospacing="1" w:line="240" w:lineRule="auto"/>
+        <w:rPr>
+          <w:rFonts w:ascii="Lato" w:eastAsia="Times New Roman" w:hAnsi="Lato" w:cs="Times New Roman"/>
+          <w:color w:val="273540"/>
+          <w:kern w:val="0"/>
+          <w14:ligatures w14:val="none"/>
+        </w:rPr>
+      </w:pPr>
+    </w:p>
+    <w:p>
+      <w:pPr>
+        <w:spacing w:before="100" w:beforeAutospacing="1" w:after="100" w:afterAutospacing="1" w:line="240" w:lineRule="auto"/>
+        <w:rPr>
+          <w:rFonts w:ascii="Lato" w:eastAsia="Times New Roman" w:hAnsi="Lato" w:cs="Times New Roman"/>
+          <w:color w:val="273540"/>
+          <w:kern w:val="0"/>
+          <w14:ligatures w14:val="none"/>
+        </w:rPr>
+      </w:pPr>
+      <w:r>
+        <w:rPr>
+          <w:rFonts w:ascii="Lato" w:eastAsia="Times New Roman" w:hAnsi="Lato" w:cs="Times New Roman"/>
+          <w:color w:val="273540"/>
+          <w:kern w:val="0"/>
+          <w14:ligatures w14:val="none"/>
+        </w:rPr>
+        <w:t xml:space="preserve">The </w:t>
+      </w:r>
+      <w:proofErr w:type="spellStart"/>
+      <w:r>
+        <w:rPr>
+          <w:rFonts w:ascii="Lato" w:eastAsia="Times New Roman" w:hAnsi="Lato" w:cs="Times New Roman"/>
+          <w:color w:val="273540"/>
+          <w:kern w:val="0"/>
+          <w14:ligatures w14:val="none"/>
+        </w:rPr>
+        <w:t>Apriori</w:t>
+      </w:r>
+      <w:proofErr w:type="spellEnd"/>
+      <w:r>
+        <w:rPr>
+          <w:rFonts w:ascii="Lato" w:eastAsia="Times New Roman" w:hAnsi="Lato" w:cs="Times New Roman"/>
+          <w:color w:val="273540"/>
+          <w:kern w:val="0"/>
+          <w14:ligatures w14:val="none"/>
+        </w:rPr>
+        <w:t xml:space="preserve"> uses level-wise approach, it utilizes breadth-first </w:t>
+      </w:r>
+      <w:proofErr w:type="gramStart"/>
+      <w:r>
+        <w:rPr>
+          <w:rFonts w:ascii="Lato" w:eastAsia="Times New Roman" w:hAnsi="Lato" w:cs="Times New Roman"/>
+          <w:color w:val="273540"/>
+          <w:kern w:val="0"/>
+          <w14:ligatures w14:val="none"/>
+        </w:rPr>
+        <w:t>search, and</w:t>
+      </w:r>
+      <w:proofErr w:type="gramEnd"/>
+      <w:r>
+        <w:rPr>
+          <w:rFonts w:ascii="Lato" w:eastAsia="Times New Roman" w:hAnsi="Lato" w:cs="Times New Roman"/>
+          <w:color w:val="273540"/>
+          <w:kern w:val="0"/>
+          <w14:ligatures w14:val="none"/>
+        </w:rPr>
+        <w:t xml:space="preserve"> makes the following assumptions: if an itemset is frequent, </w:t>
+      </w:r>
+      <w:proofErr w:type="gramStart"/>
+      <w:r>
+        <w:rPr>
+          <w:rFonts w:ascii="Lato" w:eastAsia="Times New Roman" w:hAnsi="Lato" w:cs="Times New Roman"/>
+          <w:color w:val="273540"/>
+          <w:kern w:val="0"/>
+          <w14:ligatures w14:val="none"/>
+        </w:rPr>
+        <w:t>all of</w:t>
+      </w:r>
+      <w:proofErr w:type="gramEnd"/>
+      <w:r>
+        <w:rPr>
+          <w:rFonts w:ascii="Lato" w:eastAsia="Times New Roman" w:hAnsi="Lato" w:cs="Times New Roman"/>
+          <w:color w:val="273540"/>
+          <w:kern w:val="0"/>
+          <w14:ligatures w14:val="none"/>
+        </w:rPr>
+        <w:t xml:space="preserve"> its subsets must all be frequent. While this assumption works for most of the itemset, it can be too over-simplified for a </w:t>
+      </w:r>
+      <w:proofErr w:type="gramStart"/>
+      <w:r>
+        <w:rPr>
+          <w:rFonts w:ascii="Lato" w:eastAsia="Times New Roman" w:hAnsi="Lato" w:cs="Times New Roman"/>
+          <w:color w:val="273540"/>
+          <w:kern w:val="0"/>
+          <w14:ligatures w14:val="none"/>
+        </w:rPr>
+        <w:t>more complexed models</w:t>
+      </w:r>
+      <w:proofErr w:type="gramEnd"/>
+      <w:r>
+        <w:rPr>
+          <w:rFonts w:ascii="Lato" w:eastAsia="Times New Roman" w:hAnsi="Lato" w:cs="Times New Roman"/>
+          <w:color w:val="273540"/>
+          <w:kern w:val="0"/>
+          <w14:ligatures w14:val="none"/>
+        </w:rPr>
+        <w:t xml:space="preserve">. </w:t>
+      </w:r>
+    </w:p>
+    <w:p>
+      <w:pPr>
+        <w:spacing w:before="100" w:beforeAutospacing="1" w:after="100" w:afterAutospacing="1" w:line="240" w:lineRule="auto"/>
+        <w:rPr>
+          <w:rFonts w:ascii="Lato" w:eastAsia="Times New Roman" w:hAnsi="Lato" w:cs="Times New Roman"/>
+          <w:color w:val="273540"/>
+          <w:kern w:val="0"/>
+          <w14:ligatures w14:val="none"/>
+        </w:rPr>
+      </w:pPr>
+      <w:r>
+        <w:rPr>
+          <w:rFonts w:ascii="Lato" w:eastAsia="Times New Roman" w:hAnsi="Lato" w:cs="Times New Roman"/>
+          <w:color w:val="273540"/>
+          <w:kern w:val="0"/>
+          <w14:ligatures w14:val="none"/>
+        </w:rPr>
+        <w:t xml:space="preserve">The </w:t>
+      </w:r>
+      <w:proofErr w:type="spellStart"/>
+      <w:r>
+        <w:rPr>
+          <w:rFonts w:ascii="Lato" w:eastAsia="Times New Roman" w:hAnsi="Lato" w:cs="Times New Roman"/>
+          <w:color w:val="273540"/>
+          <w:kern w:val="0"/>
+          <w14:ligatures w14:val="none"/>
+        </w:rPr>
+        <w:t>Apriori</w:t>
+      </w:r>
+      <w:proofErr w:type="spellEnd"/>
+      <w:r>
+        <w:rPr>
+          <w:rFonts w:ascii="Lato" w:eastAsia="Times New Roman" w:hAnsi="Lato" w:cs="Times New Roman"/>
+          <w:color w:val="273540"/>
+          <w:kern w:val="0"/>
+          <w14:ligatures w14:val="none"/>
+        </w:rPr>
+        <w:t xml:space="preserve"> generates a candidate itemset of length, k, and then scans and verifies the dataset and to grow to length of k+1. This is the application of an iteration.</w:t>
+      </w:r>
+      <w:r>
+        <w:rPr>
+          <w:rFonts w:ascii="Lato" w:eastAsia="Times New Roman" w:hAnsi="Lato" w:cs="Times New Roman"/>
+          <w:color w:val="273540"/>
+          <w:kern w:val="0"/>
+          <w14:ligatures w14:val="none"/>
+        </w:rPr>
+        <w:t xml:space="preserve"> This is key point of </w:t>
+      </w:r>
+      <w:proofErr w:type="spellStart"/>
+      <w:r>
+        <w:rPr>
+          <w:rFonts w:ascii="Lato" w:eastAsia="Times New Roman" w:hAnsi="Lato" w:cs="Times New Roman"/>
+          <w:color w:val="273540"/>
+          <w:kern w:val="0"/>
+          <w14:ligatures w14:val="none"/>
+        </w:rPr>
+        <w:t>Apriori</w:t>
+      </w:r>
+      <w:proofErr w:type="spellEnd"/>
+      <w:r>
+        <w:rPr>
+          <w:rFonts w:ascii="Lato" w:eastAsia="Times New Roman" w:hAnsi="Lato" w:cs="Times New Roman"/>
+          <w:color w:val="273540"/>
+          <w:kern w:val="0"/>
+          <w14:ligatures w14:val="none"/>
+        </w:rPr>
+        <w:t xml:space="preserve"> approach, it scans the dataset many times </w:t>
+      </w:r>
+      <w:proofErr w:type="gramStart"/>
+      <w:r>
+        <w:rPr>
+          <w:rFonts w:ascii="Lato" w:eastAsia="Times New Roman" w:hAnsi="Lato" w:cs="Times New Roman"/>
+          <w:color w:val="273540"/>
+          <w:kern w:val="0"/>
+          <w14:ligatures w14:val="none"/>
+        </w:rPr>
+        <w:t>in order to</w:t>
+      </w:r>
+      <w:proofErr w:type="gramEnd"/>
+      <w:r>
+        <w:rPr>
+          <w:rFonts w:ascii="Lato" w:eastAsia="Times New Roman" w:hAnsi="Lato" w:cs="Times New Roman"/>
+          <w:color w:val="273540"/>
+          <w:kern w:val="0"/>
+          <w14:ligatures w14:val="none"/>
+        </w:rPr>
+        <w:t xml:space="preserve"> find the next ‘K+1’ association. It works with simple, small datasets, and can be ill-suited for more complex dataset.</w:t>
+      </w:r>
+    </w:p>
+    <w:p>
+      <w:pPr>
+        <w:spacing w:before="100" w:beforeAutospacing="1" w:after="100" w:afterAutospacing="1" w:line="240" w:lineRule="auto"/>
+        <w:rPr>
+          <w:rFonts w:ascii="Lato" w:eastAsia="Times New Roman" w:hAnsi="Lato" w:cs="Times New Roman"/>
+          <w:color w:val="273540"/>
+          <w:kern w:val="0"/>
+          <w14:ligatures w14:val="none"/>
+        </w:rPr>
+      </w:pPr>
+      <w:r>
+        <w:rPr>
+          <w:rFonts w:ascii="Lato" w:eastAsia="Times New Roman" w:hAnsi="Lato" w:cs="Times New Roman"/>
+          <w:color w:val="273540"/>
+          <w:kern w:val="0"/>
+          <w14:ligatures w14:val="none"/>
+        </w:rPr>
+        <w:t xml:space="preserve">FP-growth, on the other hand, is a divide-and-conquer approach. It uses deep-first search, generates Frequent Pattern Tree, </w:t>
+      </w:r>
+      <w:r>
+        <w:rPr>
+          <w:rFonts w:ascii="Lato" w:eastAsia="Times New Roman" w:hAnsi="Lato" w:cs="Times New Roman"/>
+          <w:color w:val="273540"/>
+          <w:kern w:val="0"/>
+          <w14:ligatures w14:val="none"/>
+        </w:rPr>
+        <w:t>separates into smaller “conditional databases” and then mines the association rule recursively.</w:t>
+      </w:r>
+      <w:r>
+        <w:rPr>
+          <w:rFonts w:ascii="Lato" w:eastAsia="Times New Roman" w:hAnsi="Lato" w:cs="Times New Roman"/>
+          <w:color w:val="273540"/>
+          <w:kern w:val="0"/>
+          <w14:ligatures w14:val="none"/>
+        </w:rPr>
+        <w:t xml:space="preserve"> This makes FP-growth an ideal </w:t>
+      </w:r>
+      <w:proofErr w:type="spellStart"/>
+      <w:r>
+        <w:rPr>
+          <w:rFonts w:ascii="Lato" w:eastAsia="Times New Roman" w:hAnsi="Lato" w:cs="Times New Roman"/>
+          <w:color w:val="273540"/>
+          <w:kern w:val="0"/>
+          <w14:ligatures w14:val="none"/>
+        </w:rPr>
+        <w:t>approache</w:t>
+      </w:r>
+      <w:proofErr w:type="spellEnd"/>
+      <w:r>
+        <w:rPr>
+          <w:rFonts w:ascii="Lato" w:eastAsia="Times New Roman" w:hAnsi="Lato" w:cs="Times New Roman"/>
+          <w:color w:val="273540"/>
+          <w:kern w:val="0"/>
+          <w14:ligatures w14:val="none"/>
+        </w:rPr>
+        <w:t xml:space="preserve"> for larger, more complex datasets, because the algorithm needs to do the scan twice, rather than potentially many in </w:t>
+      </w:r>
+      <w:proofErr w:type="spellStart"/>
+      <w:r>
+        <w:rPr>
+          <w:rFonts w:ascii="Lato" w:eastAsia="Times New Roman" w:hAnsi="Lato" w:cs="Times New Roman"/>
+          <w:color w:val="273540"/>
+          <w:kern w:val="0"/>
+          <w14:ligatures w14:val="none"/>
+        </w:rPr>
+        <w:t>Apriori</w:t>
+      </w:r>
+      <w:proofErr w:type="spellEnd"/>
+      <w:r>
+        <w:rPr>
+          <w:rFonts w:ascii="Lato" w:eastAsia="Times New Roman" w:hAnsi="Lato" w:cs="Times New Roman"/>
+          <w:color w:val="273540"/>
+          <w:kern w:val="0"/>
+          <w14:ligatures w14:val="none"/>
+        </w:rPr>
+        <w:t xml:space="preserve"> approach.</w:t>
+      </w:r>
+    </w:p>
+    <w:p>
+      <w:pPr>
+        <w:spacing w:before="100" w:beforeAutospacing="1" w:after="100" w:afterAutospacing="1" w:line="240" w:lineRule="auto"/>
+        <w:rPr>
+          <w:rFonts w:ascii="Lato" w:eastAsia="Times New Roman" w:hAnsi="Lato" w:cs="Times New Roman"/>
+          <w:color w:val="273540"/>
+          <w:kern w:val="0"/>
+          <w14:ligatures w14:val="none"/>
+        </w:rPr>
+      </w:pPr>
+      <w:r>
+        <w:rPr>
+          <w:rFonts w:ascii="Lato" w:eastAsia="Times New Roman" w:hAnsi="Lato" w:cs="Times New Roman"/>
+          <w:color w:val="273540"/>
+          <w:kern w:val="0"/>
+          <w14:ligatures w14:val="none"/>
+        </w:rPr>
+        <w:t>Both algos is suited for market basket analysis, but distinctive features of the datasets, resource limitations can guide one approach over the other.</w:t>
+      </w:r>
+      <w:r>
+        <w:rPr>
+          <w:rFonts w:ascii="Lato" w:eastAsia="Times New Roman" w:hAnsi="Lato" w:cs="Times New Roman"/>
+          <w:color w:val="273540"/>
+          <w:kern w:val="0"/>
+          <w14:ligatures w14:val="none"/>
+        </w:rPr>
+        <w:t xml:space="preserve"> </w:t>
+      </w:r>
+      <w:r>
+        <w:rPr>
+          <w:rFonts w:ascii="Lato" w:eastAsia="Times New Roman" w:hAnsi="Lato" w:cs="Times New Roman"/>
+          <w:color w:val="273540"/>
+          <w:kern w:val="0"/>
+          <w14:ligatures w14:val="none"/>
+        </w:rPr>
+        <w:t xml:space="preserve">For limited memory (RAM) environment, </w:t>
+      </w:r>
+      <w:proofErr w:type="spellStart"/>
+      <w:r>
+        <w:rPr>
+          <w:rFonts w:ascii="Lato" w:eastAsia="Times New Roman" w:hAnsi="Lato" w:cs="Times New Roman"/>
+          <w:color w:val="273540"/>
+          <w:kern w:val="0"/>
+          <w14:ligatures w14:val="none"/>
+        </w:rPr>
+        <w:t>Apriori</w:t>
+      </w:r>
+      <w:proofErr w:type="spellEnd"/>
+      <w:r>
+        <w:rPr>
+          <w:rFonts w:ascii="Lato" w:eastAsia="Times New Roman" w:hAnsi="Lato" w:cs="Times New Roman"/>
+          <w:color w:val="273540"/>
+          <w:kern w:val="0"/>
+          <w14:ligatures w14:val="none"/>
+        </w:rPr>
+        <w:t xml:space="preserve"> should be considered first; </w:t>
+      </w:r>
+      <w:proofErr w:type="gramStart"/>
+      <w:r>
+        <w:rPr>
+          <w:rFonts w:ascii="Lato" w:eastAsia="Times New Roman" w:hAnsi="Lato" w:cs="Times New Roman"/>
+          <w:color w:val="273540"/>
+          <w:kern w:val="0"/>
+          <w14:ligatures w14:val="none"/>
+        </w:rPr>
+        <w:t>so</w:t>
+      </w:r>
+      <w:proofErr w:type="gramEnd"/>
+      <w:r>
+        <w:rPr>
+          <w:rFonts w:ascii="Lato" w:eastAsia="Times New Roman" w:hAnsi="Lato" w:cs="Times New Roman"/>
+          <w:color w:val="273540"/>
+          <w:kern w:val="0"/>
+          <w14:ligatures w14:val="none"/>
+        </w:rPr>
+        <w:t xml:space="preserve"> would a simpler dataset, (read simple </w:t>
+      </w:r>
+      <w:proofErr w:type="spellStart"/>
+      <w:r>
+        <w:rPr>
+          <w:rFonts w:ascii="Lato" w:eastAsia="Times New Roman" w:hAnsi="Lato" w:cs="Times New Roman"/>
+          <w:color w:val="273540"/>
+          <w:kern w:val="0"/>
+          <w14:ligatures w14:val="none"/>
+        </w:rPr>
+        <w:t>assocaiotns</w:t>
+      </w:r>
+      <w:proofErr w:type="spellEnd"/>
+      <w:r>
+        <w:rPr>
+          <w:rFonts w:ascii="Lato" w:eastAsia="Times New Roman" w:hAnsi="Lato" w:cs="Times New Roman"/>
+          <w:color w:val="273540"/>
+          <w:kern w:val="0"/>
+          <w14:ligatures w14:val="none"/>
+        </w:rPr>
+        <w:t xml:space="preserve">). </w:t>
+      </w:r>
+    </w:p>
+    <w:p>
+      <w:pPr>
+        <w:spacing w:before="100" w:beforeAutospacing="1" w:after="100" w:afterAutospacing="1" w:line="240" w:lineRule="auto"/>
+        <w:rPr>
+          <w:rFonts w:ascii="Lato" w:eastAsia="Times New Roman" w:hAnsi="Lato" w:cs="Times New Roman"/>
+          <w:color w:val="273540"/>
+          <w:kern w:val="0"/>
+          <w14:ligatures w14:val="none"/>
+        </w:rPr>
+      </w:pPr>
+      <w:r>
+        <w:rPr>
+          <w:rFonts w:ascii="Lato" w:eastAsia="Times New Roman" w:hAnsi="Lato" w:cs="Times New Roman"/>
+          <w:color w:val="273540"/>
+          <w:kern w:val="0"/>
+          <w14:ligatures w14:val="none"/>
+        </w:rPr>
+        <w:lastRenderedPageBreak/>
+        <w:t xml:space="preserve">FP-growth is a strong contender in the e-commerce recommendation </w:t>
+      </w:r>
+      <w:proofErr w:type="spellStart"/>
+      <w:r>
+        <w:rPr>
+          <w:rFonts w:ascii="Lato" w:eastAsia="Times New Roman" w:hAnsi="Lato" w:cs="Times New Roman"/>
+          <w:color w:val="273540"/>
+          <w:kern w:val="0"/>
+          <w14:ligatures w14:val="none"/>
+        </w:rPr>
+        <w:t>engings</w:t>
+      </w:r>
+      <w:proofErr w:type="spellEnd"/>
+      <w:r>
+        <w:rPr>
+          <w:rFonts w:ascii="Lato" w:eastAsia="Times New Roman" w:hAnsi="Lato" w:cs="Times New Roman"/>
+          <w:color w:val="273540"/>
+          <w:kern w:val="0"/>
+          <w14:ligatures w14:val="none"/>
+        </w:rPr>
+        <w:t xml:space="preserve">, think Amazon, eBay, and Chewy. </w:t>
+      </w:r>
+      <w:r>
+        <w:rPr>
+          <w:rFonts w:ascii="Lato" w:eastAsia="Times New Roman" w:hAnsi="Lato" w:cs="Times New Roman"/>
+          <w:color w:val="273540"/>
+          <w:kern w:val="0"/>
+          <w14:ligatures w14:val="none"/>
+        </w:rPr>
+        <w:t xml:space="preserve">When was the last time you were temped into clicking on a recommendation? It is quite powerful to engage the customers and result in higher </w:t>
+      </w:r>
+      <w:r>
+        <w:rPr>
+          <w:rFonts w:ascii="Lato" w:eastAsia="Times New Roman" w:hAnsi="Lato" w:cs="Times New Roman"/>
+          <w:color w:val="273540"/>
+          <w:kern w:val="0"/>
+          <w14:ligatures w14:val="none"/>
+        </w:rPr>
+        <w:t xml:space="preserve">CLV. </w:t>
       </w:r>
     </w:p>
     <w:p/>
